--- a/extension_ecp/input_samples/Пример счёта.docx
+++ b/extension_ecp/input_samples/Пример счёта.docx
@@ -175,7 +175,21 @@
                 <w:spacing w:val="-2"/>
                 <w:sz w:val="18"/>
               </w:rPr>
-              <w:t>044525225</w:t>
+              <w:t>&lt;</w:t>
+            </w:r>
+            <w:r>
+              <w:rPr>
+                <w:spacing w:val="-2"/>
+                <w:sz w:val="18"/>
+              </w:rPr>
+              <w:t>БИК банка исполнителя</w:t>
+            </w:r>
+            <w:r>
+              <w:rPr>
+                <w:spacing w:val="-2"/>
+                <w:sz w:val="18"/>
+              </w:rPr>
+              <w:t>&gt;</w:t>
             </w:r>
           </w:p>
           <w:p>
@@ -192,7 +206,21 @@
                 <w:spacing w:val="-2"/>
                 <w:sz w:val="18"/>
               </w:rPr>
-              <w:t>30101810400000000225</w:t>
+              <w:t>&lt;</w:t>
+            </w:r>
+            <w:r>
+              <w:rPr>
+                <w:spacing w:val="-2"/>
+                <w:sz w:val="18"/>
+              </w:rPr>
+              <w:t>Корреспондентский счет исполнителя</w:t>
+            </w:r>
+            <w:r>
+              <w:rPr>
+                <w:spacing w:val="-2"/>
+                <w:sz w:val="18"/>
+              </w:rPr>
+              <w:t>&gt;</w:t>
             </w:r>
           </w:p>
         </w:tc>
@@ -291,6 +319,7 @@
               <w:rPr>
                 <w:position w:val="1"/>
                 <w:sz w:val="18"/>
+                <w:lang w:val="en-US"/>
               </w:rPr>
             </w:pPr>
             <w:r>
@@ -311,8 +340,26 @@
                 <w:spacing w:val="-2"/>
                 <w:position w:val="1"/>
                 <w:sz w:val="18"/>
-              </w:rPr>
-              <w:t>507501320569</w:t>
+                <w:lang w:val="en-US"/>
+              </w:rPr>
+              <w:t>&lt;</w:t>
+            </w:r>
+            <w:r>
+              <w:rPr>
+                <w:spacing w:val="-2"/>
+                <w:position w:val="1"/>
+                <w:sz w:val="18"/>
+              </w:rPr>
+              <w:t>ИНН исполнителя</w:t>
+            </w:r>
+            <w:r>
+              <w:rPr>
+                <w:spacing w:val="-2"/>
+                <w:position w:val="1"/>
+                <w:sz w:val="18"/>
+                <w:lang w:val="en-US"/>
+              </w:rPr>
+              <w:t>&gt;</w:t>
             </w:r>
           </w:p>
         </w:tc>
@@ -389,14 +436,31 @@
               <w:ind w:left="35"/>
               <w:rPr>
                 <w:sz w:val="18"/>
+                <w:lang w:val="en-US"/>
               </w:rPr>
             </w:pPr>
             <w:r>
               <w:rPr>
                 <w:spacing w:val="-2"/>
                 <w:sz w:val="18"/>
-              </w:rPr>
-              <w:t>40802810938000059729</w:t>
+                <w:lang w:val="en-US"/>
+              </w:rPr>
+              <w:t>&lt;</w:t>
+            </w:r>
+            <w:r>
+              <w:rPr>
+                <w:spacing w:val="-2"/>
+                <w:sz w:val="18"/>
+              </w:rPr>
+              <w:t>Расчетный счёт исполнителя</w:t>
+            </w:r>
+            <w:r>
+              <w:rPr>
+                <w:spacing w:val="-2"/>
+                <w:sz w:val="18"/>
+                <w:lang w:val="en-US"/>
+              </w:rPr>
+              <w:t>&gt;</w:t>
             </w:r>
           </w:p>
         </w:tc>
@@ -543,6 +607,30 @@
           <w:spacing w:val="-6"/>
         </w:rPr>
         <w:t>Счет</w:t>
+      </w:r>
+      <w:r>
+        <w:rPr>
+          <w:spacing w:val="-6"/>
+        </w:rPr>
+        <w:t xml:space="preserve"> № </w:t>
+      </w:r>
+      <w:r>
+        <w:rPr>
+          <w:spacing w:val="-6"/>
+        </w:rPr>
+        <w:t>&lt;</w:t>
+      </w:r>
+      <w:r>
+        <w:rPr>
+          <w:spacing w:val="-6"/>
+        </w:rPr>
+        <w:t>Порядковый номер</w:t>
+      </w:r>
+      <w:r>
+        <w:rPr>
+          <w:spacing w:val="-6"/>
+        </w:rPr>
+        <w:t>&gt;</w:t>
       </w:r>
       <w:r>
         <w:rPr>
@@ -697,7 +785,7 @@
           </mc:Choice>
           <mc:Fallback>
             <w:pict>
-              <v:shape w14:anchorId="3529E884" id="Graphic 1" o:spid="_x0000_s1026" style="position:absolute;margin-left:33.5pt;margin-top:10.5pt;width:481.7pt;height:.1pt;z-index:-15728640;visibility:visible;mso-wrap-style:square;mso-wrap-distance-left:0;mso-wrap-distance-top:0;mso-wrap-distance-right:0;mso-wrap-distance-bottom:0;mso-position-horizontal:absolute;mso-position-horizontal-relative:page;mso-position-vertical:absolute;mso-position-vertical-relative:text;v-text-anchor:top" coordsize="6117590,1270" o:gfxdata="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" path="m,l6117335,e" filled="f" strokecolor="#333" strokeweight="1.5pt">
+              <v:shape w14:anchorId="03916338" id="Graphic 1" o:spid="_x0000_s1026" style="position:absolute;margin-left:33.5pt;margin-top:10.5pt;width:481.7pt;height:.1pt;z-index:-15728640;visibility:visible;mso-wrap-style:square;mso-wrap-distance-left:0;mso-wrap-distance-top:0;mso-wrap-distance-right:0;mso-wrap-distance-bottom:0;mso-position-horizontal:absolute;mso-position-horizontal-relative:page;mso-position-vertical:absolute;mso-position-vertical-relative:text;v-text-anchor:top" coordsize="6117590,1270" o:gfxdata="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" path="m,l6117335,e" filled="f" strokecolor="#333" strokeweight="1.5pt">
                 <v:path arrowok="t"/>
                 <w10:wrap type="topAndBottom" anchorx="page"/>
               </v:shape>
@@ -778,7 +866,25 @@
         <w:t xml:space="preserve"> </w:t>
       </w:r>
       <w:r>
-        <w:t>507501320569,</w:t>
+        <w:rPr>
+          <w:spacing w:val="-2"/>
+        </w:rPr>
+        <w:t>&lt;</w:t>
+      </w:r>
+      <w:r>
+        <w:rPr>
+          <w:spacing w:val="-2"/>
+        </w:rPr>
+        <w:t>ИНН исполнителя</w:t>
+      </w:r>
+      <w:r>
+        <w:rPr>
+          <w:spacing w:val="-2"/>
+        </w:rPr>
+        <w:t>&gt;</w:t>
+      </w:r>
+      <w:r>
+        <w:t>,</w:t>
       </w:r>
       <w:r>
         <w:rPr>
@@ -1029,10 +1135,7 @@
         <w:t>ИНН</w:t>
       </w:r>
       <w:r>
-        <w:t xml:space="preserve"> </w:t>
-      </w:r>
-      <w:r>
-        <w:t>организации</w:t>
+        <w:t xml:space="preserve"> организации</w:t>
       </w:r>
       <w:r>
         <w:t>&gt;</w:t>
@@ -1053,10 +1156,7 @@
         <w:t>КПП</w:t>
       </w:r>
       <w:r>
-        <w:t xml:space="preserve"> </w:t>
-      </w:r>
-      <w:r>
-        <w:t>организации</w:t>
+        <w:t xml:space="preserve"> организации</w:t>
       </w:r>
       <w:r>
         <w:t>&gt;</w:t>
@@ -2933,7 +3033,7 @@
           </mc:Choice>
           <mc:Fallback>
             <w:pict>
-              <v:shape w14:anchorId="5D6F779D" id="Graphic 2" o:spid="_x0000_s1026" style="position:absolute;margin-left:33.5pt;margin-top:7.8pt;width:481.7pt;height:.1pt;z-index:-15728128;visibility:visible;mso-wrap-style:square;mso-wrap-distance-left:0;mso-wrap-distance-top:0;mso-wrap-distance-right:0;mso-wrap-distance-bottom:0;mso-position-horizontal:absolute;mso-position-horizontal-relative:page;mso-position-vertical:absolute;mso-position-vertical-relative:text;v-text-anchor:top" coordsize="6117590,1270" o:gfxdata="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" path="m,l199644,em199644,l399288,em399288,l600456,em600456,l923544,em923544,r143256,em1066800,r158496,em1225296,r158496,em1383792,r175260,em1559052,r199644,em1758696,r199644,em1958340,r199644,em2157984,r201168,em2359152,r199644,em2558796,r158496,em2717292,r149352,em2866644,r158496,em3025140,r158496,em3183636,r201168,em3384804,r199644,em3584448,r199643,em3784091,r199645,em3983736,r225552,em4209288,r201168,em4410456,r199644,em4610100,r199644,em4809744,r199644,em5009388,r201168,em5210556,r199644,em5410200,r199644,em5609844,r199644,em5809488,r201168,em6010656,r106679,e" filled="f" strokecolor="#333" strokeweight="1.5pt">
+              <v:shape w14:anchorId="5A80D45A" id="Graphic 2" o:spid="_x0000_s1026" style="position:absolute;margin-left:33.5pt;margin-top:7.8pt;width:481.7pt;height:.1pt;z-index:-15728128;visibility:visible;mso-wrap-style:square;mso-wrap-distance-left:0;mso-wrap-distance-top:0;mso-wrap-distance-right:0;mso-wrap-distance-bottom:0;mso-position-horizontal:absolute;mso-position-horizontal-relative:page;mso-position-vertical:absolute;mso-position-vertical-relative:text;v-text-anchor:top" coordsize="6117590,1270" o:gfxdata="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" path="m,l199644,em199644,l399288,em399288,l600456,em600456,l923544,em923544,r143256,em1066800,r158496,em1225296,r158496,em1383792,r175260,em1559052,r199644,em1758696,r199644,em1958340,r199644,em2157984,r201168,em2359152,r199644,em2558796,r158496,em2717292,r149352,em2866644,r158496,em3025140,r158496,em3183636,r201168,em3384804,r199644,em3584448,r199643,em3784091,r199645,em3983736,r225552,em4209288,r201168,em4410456,r199644,em4610100,r199644,em4809744,r199644,em5009388,r201168,em5210556,r199644,em5410200,r199644,em5609844,r199644,em5809488,r201168,em6010656,r106679,e" filled="f" strokecolor="#333" strokeweight="1.5pt">
                 <v:path arrowok="t"/>
                 <w10:wrap type="topAndBottom" anchorx="page"/>
               </v:shape>
@@ -3064,7 +3164,7 @@
           </mc:Choice>
           <mc:Fallback>
             <w:pict>
-              <v:shape w14:anchorId="45822E0C" id="Graphic 3" o:spid="_x0000_s1026" style="position:absolute;margin-left:129.95pt;margin-top:11.9pt;width:385.2pt;height:.1pt;z-index:-15727616;visibility:visible;mso-wrap-style:square;mso-wrap-distance-left:0;mso-wrap-distance-top:0;mso-wrap-distance-right:0;mso-wrap-distance-bottom:0;mso-position-horizontal:absolute;mso-position-horizontal-relative:page;mso-position-vertical:absolute;mso-position-vertical-relative:text;v-text-anchor:top" coordsize="4892040,1270" o:gfxdata="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" path="m,l158495,em158495,l333756,em333756,l533400,em533400,l2159508,em2159508,l4892039,e" filled="f" strokecolor="#333">
+              <v:shape w14:anchorId="60BA8687" id="Graphic 3" o:spid="_x0000_s1026" style="position:absolute;margin-left:129.95pt;margin-top:11.9pt;width:385.2pt;height:.1pt;z-index:-15727616;visibility:visible;mso-wrap-style:square;mso-wrap-distance-left:0;mso-wrap-distance-top:0;mso-wrap-distance-right:0;mso-wrap-distance-bottom:0;mso-position-horizontal:absolute;mso-position-horizontal-relative:page;mso-position-vertical:absolute;mso-position-vertical-relative:text;v-text-anchor:top" coordsize="4892040,1270" o:gfxdata="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" path="m,l158495,em158495,l333756,em333756,l533400,em533400,l2159508,em2159508,l4892039,e" filled="f" strokecolor="#333">
                 <v:path arrowok="t"/>
                 <w10:wrap type="topAndBottom" anchorx="page"/>
               </v:shape>
